--- a/SAJE_292892_revision/deliverables_final/03_Manuscript_Revised_Clean.docx
+++ b/SAJE_292892_revision/deliverables_final/03_Manuscript_Revised_Clean.docx
@@ -36,7 +36,7 @@
       </w:pPr>
       <w:r>
         <w:rPr/>
-        <w:t>Most listed firms in Southeast Asia have no environmental, social, and governance (ESG) score, so investors who screen on scores cannot hold them. We ask which firms enter the London Stock Exchange Group (LSEG) ESG database and what happens to their valuation around entry. We compare 675 non-financial firms in Indonesia, Malaysia, the Philippines, Singapore, and Thailand that received a first recorded score with 2,613 never-scored firms. Entry is selective. Scored firms are larger, and on average their market-to-book ratio had grown 10.0% more than that of similar firms in the years before their first recorded score, a run-up not detected in a broad Malaysian wave. After entry, the valuation gap stops widening, but whether coverage itself changed valuations depends on when investors first saw the score and on untestable trend assumptions. Research and investment screens that compare rated with unrated firms should model who gets rated and when.</w:t>
+        <w:t>Most listed firms in Southeast Asia have no environmental, social, and governance (ESG) score; therefore, investors who screen on scores cannot hold them. We investigate which firms enter the London Stock Exchange Group (LSEG) ESG database and what happens to their valuations around entry. We compare 675 non-financial firms in Indonesia, Malaysia, the Philippines, Singapore, and Thailand that received a first recorded score with 2,613 never-scored firms. Entry is selective. Scored firms are larger, and, on average, their market-to-book ratio had grown 10.0% more than that of similar firms in the years before their first recorded score, a run-up not detected in a broad Malaysian wave. After entry, the valuation gap stops widening, but whether coverage itself changed valuations depends on when investors first saw the score and on untestable trend assumptions. Research and investment screens that compare rated and unrated firms should model who gets rated and when.</w:t>
       </w:r>
     </w:p>
     <w:p>
@@ -104,7 +104,7 @@
       </w:pPr>
       <w:r>
         <w:rPr/>
-        <w:t>Environmental, social, and governance (ESG) scores work as an entry ticket: a fund, index, or mandate that may hold only scored stocks cannot buy a firm that no provider covers. In five Southeast Asian equity markets, most listed firms had no score from the London Stock Exchange Group (LSEG) at any point between 2014 and 2024, and much of the academic evidence on ESG ratings uses LSEG data (Berg, Kölbel, et al., 2022; Dobrick et al., 2023). This paper asks which firms enter the scored universe and what happens to their market valuation around entry.</w:t>
+        <w:t>Environmental, social, and governance (ESG) scores work as an entry ticket: a fund, index, or mandate that may hold only scored stocks cannot buy a firm that no provider covers. In five Southeast Asian equity markets, most listed firms had no score from the London Stock Exchange Group (LSEG) at any point between 2014 and 2024, and much of the academic evidence on ESG ratings uses LSEG data (Berg, Kölbel, et al., 2022; Dobrick et al., 2023). This study asks which firms enter the scored universe and what happens to their market valuation around entry.</w:t>
       </w:r>
     </w:p>
     <w:p>
@@ -115,7 +115,7 @@
       </w:pPr>
       <w:r>
         <w:rPr/>
-        <w:t>If a score makes a firm visible to more investors, its price should rise, because a wider investor base shares its risk (Merton, 1987); if the score also tells investors whether the firm is green or brown, prices should move in opposite directions for the two groups (Pástor et al., 2021; Pedersen et al., 2021). A provider, however, is likely to add a firm once it is large, liquid, and discloses enough to be scored, and its scores rise with firm size (Dobrick et al., 2023; Drempetic et al., 2020). If firms enter after a period of rising value, a comparison of scored and unscored firms credits the score with growth that came before it. Studies, mostly of U.S. firms, link coverage by more raters to fewer ESG violations (Tsang et al., 2024), lower emissions and more ownership by high-ESG institutions (Bikmetova &amp; Pirinsky, 2026), and dividend increases (Tsang et al., 2025). None examines valuation in emerging markets, where most firms are unscored and coverage has expanded in waves.</w:t>
+        <w:t>If a score makes a firm visible to more investors, its price should rise because a wider investor base shares its risk (Merton, 1987). If the score also tells investors whether the firm is green or brown, prices should move in opposite directions for the two groups (Pástor et al., 2021; Pedersen et al., 2021). However, a provider is likely to add a firm once it is large, liquid, and discloses enough to be scored, and its scores rise with firm size (Dobrick et al., 2023; Drempetic et al., 2020). If firms enter after a period of rising value, a comparison of scored and unscored firms credits the score with the growth that came before it. Studies, mostly of U.S. firms, link coverage by more raters to fewer ESG violations (Tsang et al., 2024), lower emissions and more ownership by high-ESG institutions (Bikmetova &amp; Pirinsky, 2026), and dividend increases (Tsang et al., 2025). None of these studies examines valuation in emerging markets, where most firms are unscored and coverage has expanded in waves.</w:t>
       </w:r>
     </w:p>
     <w:p>
@@ -126,7 +126,7 @@
       </w:pPr>
       <w:r>
         <w:rPr/>
-        <w:t>We study Indonesia, Malaysia, the Philippines, Singapore, and Thailand. Of the 675 non-financial firms whose first recorded LSEG score falls between 2015 and 2024, 577 had it in 2020 to 2023, and 289 were Malaysian firms first scored in 2021 or 2022. We compare them with 2,613 never-scored firms before and after each firm's first recorded score, the first fiscal year for which the database holds a score, using the estimator of Callaway and Sant'Anna (2021), which avoids the biases of two-way fixed effects regressions under staggered timing (Baker et al., 2022; Goodman-Bacon, 2021). The first recorded score is not necessarily the date on which investors could first see the score. A pre-analysis plan, committed before the estimation code, records the hypotheses, sample, estimator, and robustness checks; every later analysis is labeled exploratory.</w:t>
+        <w:t>We study Indonesia, Malaysia, the Philippines, Singapore, and Thailand. Of the 675 non-financial firms whose first recorded LSEG score falls between 2015 and 2024, 577 had it in 2020 to 2023, and 289 were Malaysian firms first scored in 2021 or 2022. We compare them with 2,613 never-scored firms before and after each firm's first recorded score, the first fiscal year for which the database holds a score, using the estimator of Callaway and Sant'Anna (2021), which avoids the biases of two-way fixed effects regressions under staggered timing (Baker et al., 2022; Goodman-Bacon, 2021). The first recorded score is not necessarily the date on which investors could first see the score. A pre-analysis plan, committed before the estimation code, records the hypotheses, sample, estimator, and robustness checks; every subsequent analysis is labeled exploratory.</w:t>
       </w:r>
     </w:p>
     <w:p>
@@ -137,7 +137,7 @@
       </w:pPr>
       <w:r>
         <w:rPr/>
-        <w:t>The evidence has three parts. First, entry is selective. Scored firms are larger, and from five years before the first recorded score to the base year (the year before it) their market capitalization grew 14.1% more than that of never-scored firms of similar size, country, and industry (95% interval 3.1% to 25.3%) and their market-to-book (MTB) ratio 10.0% more (1.9% to 18.2%). The run-up is large in the 108 Thai and Singaporean firms first scored in 2019 and 2020 and not detected in the 289 Malaysian firms first scored in 2021 and 2022, the largest wave in the data (95% interval −7.4% to 15.2%). Second, after entry the MTB gap stops widening, but the data do not pin down a causal effect of coverage. Under parallel trends from the base year, the average change in log MTB over the first four years is 0.002 (95% interval −0.046 to 0.048); dated one year later, when a score could first have been public, the change is −6.6%. Most of this difference arises because the later dating measures valuations from the first recorded year, after the cohorts' own rise in that year, and the decline appears only in the waves that had a run-up. Third, a static two-way fixed effects regression on the same data attributes a 6.6% MTB increase to coverage, which disappears once each cohort is compared with its own base year and base-year size is held fixed.</w:t>
+        <w:t>The evidence consists of three parts. First, entry is selective. Scored firms are larger, and from five years before the first recorded score to the base year (the year before it), their market capitalization grew 14.1% more than that of never-scored firms of similar size, country, and industry (95% interval 3.1% to 25.3%), and their market-to-book (MTB) ratio 10.0% more (1.9% to 18.2%). The run-up is large in the 108 Thai and Singaporean firms first scored in 2019 and 2020 and not detected in the 289 Malaysian firms first scored in 2021 and 2022, the largest wave in the data (95% interval −7.4% to 15.2%). Second, after entry, the MTB gap stops widening, but the data do not pin down a causal effect of coverage. Under parallel trends from the base year, the average change in log MTB over the first four years is 0.002 (95% interval −0.046 to 0.048); dated one year later, when a score could first have been public, the change is −6.6%. Most of this difference arises because the later dating measures valuations from the first recorded year, after the cohorts' own rise in that year, and the decline appears only in the waves that had a run-up. Third, a static two-way fixed effects regression on the same data attributes a 6.6% MTB increase to coverage, which disappears once each cohort is compared with its own base year and the base-year covariates, including size, are held fixed.</w:t>
       </w:r>
     </w:p>
     <w:p>
@@ -148,7 +148,7 @@
       </w:pPr>
       <w:r>
         <w:rPr/>
-        <w:t>The paper makes three contributions. It documents selection into ESG rating coverage in Southeast Asian markets and adds valuation to the rating-coverage literature (Bikmetova &amp; Pirinsky, 2026; Tsang et al., 2024, 2025). It shows why the valuation effect of coverage is hard to identify: entry follows growth and the recorded first score may precede publication. It also warns that comparisons of scored and unscored firms, and regressions that pool all years around entry, can attribute selection to the score.</w:t>
+        <w:t>This study makes three contributions. It documents selection into ESG rating coverage in Southeast Asian markets and adds valuation to the rating-coverage literature (Bikmetova &amp; Pirinsky, 2026; Tsang et al., 2024, 2025). It shows why the valuation effect of coverage is hard to identify: entry follows growth, and the recorded first score may precede publication. It also warns that comparisons of scored and unscored firms, and regressions that pool all years around entry, can attribute selection to the score.</w:t>
       </w:r>
     </w:p>
     <w:p>
@@ -159,7 +159,7 @@
       </w:pPr>
       <w:r>
         <w:rPr/>
-        <w:t>The remainder of the paper is organized as follows. Section 2 reviews the literature on ESG ratings, investor recognition and preferences, and provider coverage, and states the hypotheses. Section 3 describes the institutional setting, the data, the dating of the first recorded score, and the estimation and inference methods. Section 4 reports who gets scored, the valuation path around entry, the comparison of the two datings, and the sensitivity and robustness checks. Section 5 discusses the findings, their mechanisms and implications, and the limitations, and concludes.</w:t>
+        <w:t>The remainder of this paper is organized as follows. Section 2 reviews the literature on ESG ratings, investor recognition and preferences, and provider coverage, and states the hypotheses. Section 3 describes the institutional setting, data, dating of the first recorded score, and estimation and inference methods. Section 4 reports who gets scored, the valuation path around entry, the comparison of the two datings, and the sensitivity and robustness checks of the results. Section 5 discusses the findings, their mechanisms, implications, and limitations, and concludes.</w:t>
       </w:r>
     </w:p>
     <w:p>
@@ -215,7 +215,7 @@
       </w:pPr>
       <w:r>
         <w:rPr/>
-        <w:t>Certification by inclusion in a sustainability index is the closest analog to a first score. Additions to the Dow Jones Sustainability Index have limited price effects relative to similar firms outside the index (Hawn et al., 2018), and a replication finds no price effect but more analyst following after addition (Durand et al., 2019). In sell-side research, losing analyst coverage lowers prices (Kelly &amp; Ljungqvist, 2012), and the first report on a neglected stock raises its price when the report is favorable (Demiroglu &amp; Ryngaert, 2010).</w:t>
+        <w:t>Certification by inclusion in a sustainability index is the closest analog to a first score. Additions to the Dow Jones Sustainability Index have limited price effects relative to similar firms outside the index (Hawn et al., 2018), and a replication finds no price effect but more analyst following after the addition (Durand et al., 2019). In sell-side research, losing analyst coverage lowers prices (Kelly &amp; Ljungqvist, 2012), and the first report on a neglected stock raises its price when the report is favorable (Demiroglu &amp; Ryngaert, 2010).</w:t>
       </w:r>
     </w:p>
     <w:p>
@@ -243,7 +243,7 @@
       </w:pPr>
       <w:r>
         <w:rPr/>
-        <w:t>Two channels predict a valuation response to a first score. Under investor recognition, a stock known to few investors trades at a discount because a small group bears its idiosyncratic risk (Merton, 1987), so recognition predicts a gain for every newly scored firm; S&amp;P 500 additions raise prices permanently, whereas deletions do not lower them permanently (Chen et al., 2004). Under ESG preferences, investors accept lower expected returns on assets they classify as sustainable (Pástor et al., 2021; Pedersen et al., 2021), so a first score predicts gains for firms revealed as green and losses for those revealed as brown, and a pooled average can be close to zero. Both channels work through who trades the stock, and on the Stock Exchange of Thailand local institutional investors adjust their trading to brokerage fees over the long run, whereas foreign and retail investors adjust in the short run (Sudsawasd &amp; Sakdapat, 2026).</w:t>
+        <w:t>Two channels predict a valuation response to a first score. Under investor recognition, a stock known to few investors trades at a discount because a small group bears its idiosyncratic risk (Merton, 1987); thus, recognition predicts a gain for every newly scored firm. S&amp;P 500 additions raise prices permanently, whereas deletions do not lower them permanently (Chen et al., 2004). Under ESG preferences, investors accept lower expected returns on assets they classify as sustainable (Pástor et al., 2021; Pedersen et al., 2021). Therefore, a first score predicts gains for firms revealed as green and losses for those revealed as brown, and a pooled average can be close to zero. Both channels work through who trades the stock, and on the Stock Exchange of Thailand, local institutional investors adjust their trading to brokerage fees over the long run, whereas foreign and retail investors adjust in the short run (Sudsawasd &amp; Sakdapat, 2026).</w:t>
       </w:r>
     </w:p>
     <w:p>
@@ -254,7 +254,7 @@
       </w:pPr>
       <w:r>
         <w:rPr/>
-        <w:t>Demand shocks also shape realized prices before any rating event. The high realized returns of green assets reflect unexpected increases in ESG concerns rather than high expected returns (Pástor et al., 2022), S&amp;P 500 inclusion raises prices (Harris &amp; Gurel, 1986; Shleifer, 1986), and part of the increase reverses within weeks (Harris &amp; Gurel, 1986). A run-up in value before coverage, followed by a flat path, is consistent with a demand shift that ended, with selection on growth, or with both.</w:t>
+        <w:t>Demand shocks also shape realized prices before any rating event. The high realized returns of green assets reflect unexpected increases in ESG concerns rather than high expected returns (Pástor et al., 2022). S&amp;P 500 inclusion raises prices (Harris &amp; Gurel, 1986; Shleifer, 1986), and part of the increase reverses within weeks (Harris &amp; Gurel, 1986). A run-up in value before coverage, followed by a flat path, is consistent with a demand shift that ended, with selection on growth, or with both.</w:t>
       </w:r>
     </w:p>
     <w:p>
@@ -282,7 +282,7 @@
       </w:pPr>
       <w:r>
         <w:rPr/>
-        <w:t>We expect providers to cover firms in the indices their clients track and firms that disclose enough to be scored, although our data omit the provider's coverage rules. Mandatory sustainability reporting increases the information available on listed firms (Krueger et al., 2024), and ownership shapes corporate social responsibility performance: among Vietnamese listed consumer-goods firms, outside our sample, foreign ownership is associated with higher corporate social responsibility scores, and state and family ownership with lower ones (Nguyen, 2025). The provider we study gives higher scores to larger firms (Dobrick et al., 2023; Drempetic et al., 2020) and has rewritten historical scores on a large scale (Berg et al., 2020). Providers disagree about the same firm (Berg, Kölbel, et al., 2022; Christensen et al., 2022), and the disagreement is priced (Avramov et al., 2022; Gibson Brandon et al., 2021). If providers select firms that have grown, a scored-unscored comparison mixes the effect of coverage with the growth that led to it.</w:t>
+        <w:t>We expect providers to cover firms in the indices their clients track and firms that disclose enough to be scored, although our data omit the provider's coverage rules. Mandatory sustainability reporting increases the information available on listed firms (Krueger et al., 2024), and ownership shapes corporate social responsibility performance. Among Vietnamese listed consumer goods firms, outside our sample, foreign ownership is associated with higher corporate social responsibility scores, and state and family ownership with lower ones (Nguyen, 2025). The provider we study gives higher scores to larger firms (Dobrick et al., 2023; Drempetic et al., 2020) and has rewritten historical scores on a large scale (Berg et al., 2020). Providers disagree about the same firm (Berg, Kölbel, et al., 2022; Christensen et al., 2022), and this disagreement is priced (Avramov et al., 2022; Gibson Brandon et al., 2021). If providers select firms that have grown, a scored-unscored comparison mixes the effect of coverage with the growth that led to it.</w:t>
       </w:r>
     </w:p>
     <w:p>
@@ -310,7 +310,7 @@
       </w:pPr>
       <w:r>
         <w:rPr/>
-        <w:t>The pre-analysis plan states three hypotheses, all tested two-sided.</w:t>
+        <w:t>The pre-analysis plan states three hypotheses, all of which are tested two-sided.</w:t>
       </w:r>
     </w:p>
     <w:p>
@@ -384,7 +384,7 @@
       </w:pPr>
       <w:r>
         <w:rPr/>
-        <w:t>Without ownership, fund holding, or trading data, we cannot observe the channels themselves; the data show whether entry follows relative growth, how the valuation gap evolves around entry, and whether that path differs with the initial score.</w:t>
+        <w:t>Without ownership, fund holdings, or trading data, we cannot observe the channels themselves; the data show whether entry follows relative growth, how the valuation gap evolves around entry, and whether that path differs with the initial score.</w:t>
       </w:r>
     </w:p>
     <w:p>
@@ -429,7 +429,7 @@
       </w:pPr>
       <w:r>
         <w:rPr/>
-        <w:t>The five markets introduced sustainability reporting rules at different times: Bursa Malaysia for financial years ending on or after December 31, 2016, phased in from the largest companies (Bursa Malaysia, 2015); Singapore, on a comply-or-explain basis, from financial years ending on or after December 31, 2017 (Singapore Exchange, 2016); the Philippines from the 2019 annual reports (Securities and Exchange Commission Philippines, 2019); Indonesia, under the original schedule of a 2017 regulation, from 2020 for listed companies other than small- and medium-asset issuers (Otoritas Jasa Keuangan, 2017); and Thailand in the 56-1 One Report from the fiscal year ending in 2021 (Tilleke &amp; Gibbins, 2020). In Malaysia, FTSE Russell, another part of LSEG, scored only the constituents of the FTSE Bursa Malaysia EMAS index, about 30% of listed companies, until Bursa Malaysia and LSEG agreed in November 2022 to extend these scores to all Main and ACE Market companies (Bernama, 2022). The LSEG ESG score we study is a separate product, so our event is the initiation of LSEG ESG coverage, not a firm's first ESG rating of any kind. Coverage arrived in waves that follow no single reporting rule: 108 first scores in Thailand and Singapore in 2019 and 2020, and 289 in Malaysia in 2021 and 2022 (Table S1 and Figure S1 of the supplementary material).</w:t>
+        <w:t>The five markets introduced sustainability reporting rules at different times: Bursa Malaysia for financial years ending on or after December 31, 2016, phased in from the largest companies (Bursa Malaysia, 2015); Singapore, on a comply-or-explain basis, from financial years ending on or after December 31, 2017 (Singapore Exchange, 2016); the Philippines from the 2019 annual reports (Securities and Exchange Commission Philippines, 2019); Indonesia, under the original schedule of a 2017 regulation, from 2020 for listed companies other than small- and medium-asset issuers (Otoritas Jasa Keuangan, 2017); and Thailand in the 56-1 One Report from the fiscal year ending in 2021 (Tilleke &amp; Gibbins, 2020). In Malaysia, FTSE Russell, another part of LSEG, scored only the constituents of the FTSE Bursa Malaysia EMAS index, about 30% of listed companies, until Bursa Malaysia and LSEG agreed in November 2022 to extend these scores to all Main and ACE Market companies (Bernama, 2022). The LSEG ESG score we study is a separate product; therefore, our event is the initiation of LSEG ESG coverage, not a firm's first ESG rating of any kind. Coverage arrived in waves that followed no single reporting rule: 108 first scores in Thailand and Singapore in 2019 and 2020 and 289 in Malaysia in 2021 and 2022 (Table S1 and Figure S1 of the supplementary material).</w:t>
       </w:r>
     </w:p>
     <w:p>
@@ -440,7 +440,7 @@
       </w:pPr>
       <w:r>
         <w:rPr/>
-        <w:t>The data combine the annual LSEG ESG score (LSEG, 2025), not the controversy-adjusted combined score, with accounting and market data from Compustat Global (S&amp;P Global Market Intelligence, 2025) for 3,709 listed firms, each with a row for every year from 2014 to 2024; rows for years without listing data are empty, almost all of them before a firm lists. Every firm in the extract has data in 2024, so the sample conditions on survival to 2024, and without delisting data we cannot sign the resulting bias. Dropping financial firms leaves 3,423 firms. A firm's first recorded score year, g, is its first fiscal year with an LSEG ESG score, and its base year is g − 1. Only 17 of the 675 scored firms have a later year without a score, so we treat coverage as permanent. Excluding the 135 firms scored in 2014, which have no pre-coverage year, leaves 3,288 firms with 32,521 listed firm-years (3,647 rows carry no data, almost all before listing): 675 firms first scored between 2015 and 2024 (59.9% of them Malaysian) and 2,613 never-scored firms, which form the comparison group; Tables S2 and S3 of the supplementary material give the firm-years and firms behind each estimate. The source data contain no MTB ratio at or below zero, so firm-years with negative book equity appear as missing; log MTB ratios are missing for 18.5% of never-scored and 9.0% of scored listed firm-years.</w:t>
+        <w:t>The data combine the annual LSEG ESG score (LSEG, 2025), not the controversy-adjusted combined score, with accounting and market data from Compustat Global (S&amp;P Global Market Intelligence, 2025) for 3,709 listed firms, each with a row for every year from 2014 to 2024. Rows for years without listing data are empty, almost all of them before a firm lists. Every firm in the extract has data in 2024; therefore, the sample conditions on survival to 2024, and without delisting data, we cannot sign the resulting bias. After dropping financial firms, 3,423 firms remain. A firm's first recorded score year, g, is its first fiscal year with an LSEG ESG score, and its base year is g − 1. Only 17 of the 675 scored firms have a later year without a score; therefore, we treat coverage as permanent. Excluding the 135 firms scored in 2014, which have no pre-coverage year, leaves 3,288 firms with 32,521 listed firm-years (3,647 rows carry no data, almost all before listing): 675 firms first scored between 2015 and 2024 (59.9% of them Malaysian) and 2,613 never-scored firms, which form the comparison group. Tables S2 and S3 of the supplementary material provide the firm-years and firms behind each estimate. The source data contain no MTB ratio at or below zero; therefore, firm-years with negative book equity appear as missing. Log MTB ratios are missing for 18.5% of never-scored and 9.0% of scored listed firm-years.</w:t>
       </w:r>
     </w:p>
     <w:p>
@@ -468,7 +468,7 @@
       </w:pPr>
       <w:r>
         <w:rPr/>
-        <w:t>The first recorded score may precede the year in which investors first see a score. The score for fiscal year g draws on reports published after that year ends, so it reaches investors in year g + 1 or later; the provider has rewritten historical scores on a large scale (Berg et al., 2020); scores for the five most recent fiscal years can change after publication (Sahin et al., 2023); and backfilling at entry would widen the gap. The first recorded score can therefore date entry too early but, unless the provider deleted an earlier score, not too late. Our extract holds each score by fiscal year, with no publication or update date, as it stood at download; that every scored firm still has a score in 2024 fits a download of the provider's current universe. LSEG distributes a point-in-time version of its ESG data that keeps values as they were published (LSEG, 2023), but our extract does not contain it. We therefore keep two concepts apart. The first recorded score is what we observe; publicly observable coverage begins at an unknown date from g + 1 onward. We report the valuation path with coverage dated at g, at g + 1, and at g + 2, and draw conclusions only where they hold across these datings.</w:t>
+        <w:t>The first recorded score may precede the year in which investors first see the score. The score for fiscal year g draws on reports published after that year ends, so it reaches investors in year g + 1 or later; the provider has rewritten historical scores on a large scale (Berg et al., 2020); scores for the five most recent fiscal years can change after publication (Sahin et al., 2023); and backfilling at entry would widen the gap. The first recorded score can therefore date entry too early but, unless the provider deleted an earlier score, not too late. Our extract holds each score by fiscal year, with no publication or update date, as it stood at download; that every scored firm still has a score in 2024 fits a download of the provider's current universe. LSEG distributes a point-in-time version of its ESG data that maintains values as they were published (LSEG, 2023), but our extract does not contain it. Therefore, we separate two concepts. The first recorded score is what we observe; publicly observable coverage begins at an unknown date from g + 1 onward. We report the valuation path with coverage dated at g, g + 1, and g + 2, and draw conclusions only where they hold across these datings.</w:t>
       </w:r>
     </w:p>
     <w:p>
@@ -479,7 +479,7 @@
       </w:pPr>
       <w:r>
         <w:rPr/>
-        <w:t>The primary outcome is the natural logarithm of the MTB ratio. The secondary outcomes are log market capitalization, log total assets, and book leverage, total debt divided by total assets; without stock returns or shares outstanding, we treat market capitalization and total assets as measures of scale. Amounts are in U.S. dollars, winsorized at the 1st and 99th percentiles of the pooled sample. A few market capitalization records are implausibly large; one Indonesian firm is recorded at 1,138.8 billion U.S. dollars. Because market capitalization divided by the MTB ratio gives the implied book equity, which cannot exceed total assets, we flag firm-years in which the implied book equity exceeds ten times total assets: 209 of 27,127 firm-years, 73 of them for scored firms. A lower threshold, a ratio above two, flags 749 firm-years.</w:t>
+        <w:t>The primary outcome is the natural logarithm of the MTB ratio. The secondary outcomes are log market capitalization, log total assets, and book leverage (total debt divided by total assets). Without stock returns or shares outstanding, we treat market capitalization and total assets as measures of scale. Amounts are in U.S. dollars, winsorized at the 1st and 99th percentiles of the pooled sample. A few market capitalization records are implausibly large; one Indonesian firm is recorded at 1,138.8 billion U.S. dollars. Because market capitalization divided by the MTB ratio gives the implied book equity, which cannot exceed total assets, we flag firm-years in which the implied book equity exceeds ten times the total assets: 209 of 27,127 firm-years, 73 of them for scored firms. A lower threshold, a ratio above two, flags 749 firm-years in the sample.</w:t>
       </w:r>
     </w:p>
     <w:p>
@@ -507,7 +507,7 @@
       </w:pPr>
       <w:r>
         <w:rPr/>
-        <w:t>In the notation of Callaway and Sant'Anna (2021), let G</w:t>
+        <w:t>Following the notation of Callaway and Sant'Anna (2021), let G</w:t>
       </w:r>
       <w:r>
         <w:rPr>
@@ -527,7 +527,7 @@
       </w:r>
       <w:r>
         <w:rPr/>
-        <w:t xml:space="preserve"> = ∞ if it is never scored, and let Y</w:t>
+        <w:t xml:space="preserve"> = ∞ if it is never scored, and Y</w:t>
       </w:r>
       <w:r>
         <w:rPr>
@@ -1082,7 +1082,7 @@
       </w:r>
       <w:r>
         <w:rPr/>
-        <w:t xml:space="preserve"> contains country and industry indicators and log total assets and its square, measured in the base year. Level differences between scored and never-scored firms do not violate this assumption, but a different growth path before coverage would. In the large Malaysian wave the pre-coverage estimates show no detectable run-up, so for these firms the assumption does not require a trend to stop; the run-up interval is wide, however (−7.4% to 15.2%), and the wave split is exploratory. If the provider adds firms once they cross a size or visibility threshold, conditioning on base-year size compares firms on the same side of it. Against this, if part of a run-up was transitory, scored firms would have fallen back even without a score, and the estimates would understate any effect of coverage. We therefore treat the post-coverage estimates as conditional on parallel trends and give most weight to evidence that does not depend on it: the ordering of growth and entry, and the contrast between waves with and without a run-up.</w:t>
+        <w:t xml:space="preserve"> contains country and industry indicators and log total assets and its square, measured in the base year. Level differences between scored and never-scored firms do not violate this assumption, but a different growth path before coverage would. In the large Malaysian wave, the pre-coverage estimates show no detectable run-up, so for these firms, the assumption does not require a trend to stop; however, the run-up interval is wide (−7.4% to 15.2%), and the wave split is exploratory. If the provider adds firms once they cross a size or visibility threshold, conditioning on base-year size compares firms on the same side of it. In contrast, if part of a run-up was transitory, scored firms would have fallen back even without a score, and the estimates would understate any effect of coverage. Therefore, we treat the post-coverage estimates as conditional on parallel trends and give most weight to evidence that does not depend on it: the ordering of growth and entry and the contrast between waves with and without a run-up.</w:t>
       </w:r>
     </w:p>
     <w:p>
@@ -1300,7 +1300,7 @@
       </w:r>
       <w:r>
         <w:rPr/>
-        <w:t xml:space="preserve"> is the coefficient vector of the cell and u</w:t>
+        <w:t xml:space="preserve"> is the coefficient vector of the cell, and u</w:t>
       </w:r>
       <w:r>
         <w:rPr>
@@ -1310,7 +1310,7 @@
       </w:r>
       <w:r>
         <w:rPr/>
-        <w:t xml:space="preserve"> is the error. Because 24.6% of scored firms have larger base-year total assets than the 95th percentile of never-scored firms, we use outcome regression rather than the doubly robust estimator and also restrict scored firms to the size range of the controls, in the spirit of Crump et al. (2009). The estimated group-time effect is</w:t>
+        <w:t xml:space="preserve"> is the error. Because 24.6% of scored firms have larger base-year total assets than the 95th percentile of never-scored firms, we use outcome regression rather than the doubly robust estimator and restrict scored firms to the size range of the controls, in the spirit of Crump et al. (2009). The estimated group-time effect is</w:t>
       </w:r>
     </w:p>
     <w:p>
@@ -1570,7 +1570,7 @@
       </w:r>
       <w:r>
         <w:rPr/>
-        <w:t xml:space="preserve"> is the number of firms first scored in year g with data in years g − 1 and t and base-year total assets. We average by event year, e = t − g, weighting cohorts by the number of scored firms (Callaway &amp; Sant'Anna, 2021):</w:t>
+        <w:t xml:space="preserve"> is the number of firms first scored in year g with data in years g − 1 and t and with base-year total assets. We average by event year, e = t − g, weighting cohorts by the number of scored firms (Callaway &amp; Sant'Anna, 2021):</w:t>
       </w:r>
     </w:p>
     <w:p>
@@ -2155,7 +2155,7 @@
       </w:pPr>
       <w:r>
         <w:rPr/>
-        <w:t>We bootstrap by resampling firms with their full time series; all specifications share the same 999 draws and seed, so differences between specifications have a valid joint distribution. We report the bootstrap standard error (SE), the percentile 95% confidence interval, a normal-approximation p-value, and the minimum detectable effect at 80% power, MDE ≈ 2.8 × SE. Secondary outcomes carry Holm-adjusted p-values. A Wald test of the estimates for e = −5 to −2 serves only as a pre-trend diagnostic, because such tests have low power (Roth, 2022), and an exploratory check resamples the 50 market-by-industry clusters instead of firms.</w:t>
+        <w:t>We bootstrap by resampling firms with their full time series; all specifications share the same 999 draws and seed, so differences between specifications have a valid joint distribution. We report the bootstrap standard error (SE), the percentile 95% confidence interval, a normal-approximation p-value, and the minimum detectable effect at 80% power (MDE ≈ 2.8 × SE). Secondary outcomes are assessed using Holm-adjusted p-values. A Wald test of the estimates for e = −5 to −2 serves only as a pre-trend diagnostic because such tests have low power (Roth, 2022), and an exploratory check resamples the 50 market-by-industry clusters instead of firms.</w:t>
       </w:r>
     </w:p>
     <w:p>
@@ -2166,7 +2166,7 @@
       </w:pPr>
       <w:r>
         <w:rPr/>
-        <w:t>Three exploratory checks address departures from parallel trends: removing a linear pre-coverage trend through zero in the base year, adding pre-coverage growth of log market capitalization to X</w:t>
+        <w:t>Three exploratory checks address departures from parallel trends: removing a linear pre-coverage trend through zero in the base year, adding the pre-coverage growth of log market capitalization to X</w:t>
       </w:r>
       <w:r>
         <w:rPr>
@@ -2691,7 +2691,7 @@
       </w:r>
       <w:r>
         <w:rPr/>
-        <w:t xml:space="preserve"> marks years from the first recorded score onward, and standard errors are clustered by firm; β averages over any run-up and uses already scored firms as controls. The pre-analysis plan fixed six checks: adding not-yet-scored firms to the controls, dropping the covariates, excluding the 2020 and 2021 cohorts, keeping only control firms whose base-year log total assets reach the 10th percentile among scored firms of the same cohort, dating coverage three years early as a placebo, and the TWFE regression. All other checks are exploratory.</w:t>
+        <w:t xml:space="preserve"> marks years from the first recorded score onward, and standard errors are clustered by firm. The coefficient β averages over any run-up and uses already scored firms as controls. The pre-analysis plan fixed six checks: adding not-yet-scored firms to the controls, dropping the covariates, excluding the 2020 and 2021 cohorts, keeping only control firms whose base-year log total assets reach the 10th percentile among scored firms of the same cohort, dating coverage three years early as a placebo, and the TWFE regression. All other checks are exploratory.</w:t>
       </w:r>
     </w:p>
     <w:p>
@@ -2736,7 +2736,7 @@
       </w:pPr>
       <w:r>
         <w:rPr/>
-        <w:t>Table 1 compares scored firms in the base year with never-scored firm-years. Scored firms are larger: their median market capitalization is 203.2 million U.S. dollars against 42.2 million, and their median total assets are 4.3 times as large. Their MTB ratio is also higher, while leverage differs little. Because scored firms are concentrated in the base years 2019 to 2022, these level differences mix calendar effects with selection. In Malaysia, where the expansion was broadest, the median total assets of scored firms, each firm measured by its median over all sample years, were 3.3 times those of the 565 never-scored firms.</w:t>
+        <w:t>Table 1 compares scored firms in the base year with never-scored firm-years in the sample. Scored firms are larger: their median market capitalization is 203.2 million U.S. dollars against 42.2 million, and their median total assets are 4.3 times as large. Their MTB ratio is also higher, whereas leverage differs only slightly. Because scored firms are concentrated in the base years 2019 to 2022, these level differences mix calendar effects with selection. In Malaysia, where the expansion was broadest, the median total assets of scored firms, each firm measured by its median over all sample years, were 3.3 times the assets of the 565 never-scored firms.</w:t>
       </w:r>
     </w:p>
     <w:p>
@@ -3783,7 +3783,7 @@
         <w:rPr>
           <w:sz w:val="18"/>
         </w:rPr>
-        <w:t>Note: Scored firms in base year g − 1; never-scored firms in 2014–2024. Norm. diff. is the mean difference divided by the root of the average variance.</w:t>
+        <w:t>Note: Scored firms in the base year g − 1; never-scored firms in 2014–2024. Norm. diff. is the mean difference divided by the square root of the average variance.</w:t>
       </w:r>
     </w:p>
     <w:p>
@@ -3794,7 +3794,7 @@
       </w:pPr>
       <w:r>
         <w:rPr/>
-        <w:t>Figure 1 plots the event-time estimates. Before the first recorded score, the estimates for market capitalization and MTB are negative and rise toward zero; in event years −5 and −4, the MTB estimates are −0.095 and −0.082 (p = 0.015 and p = 0.015). From event year −5 to the base year, scored firms' market capitalization grew 14.1% more than that of never-scored firms, and their MTB ratio 10.0% more; we call this relative growth the run-up. The joint pre-trend test rejects for market capitalization (p = 0.022) but not at the 5% level for MTB (p = 0.074). The MTB non-rejection is not evidence of parallel trends: the estimates for event years −5 and −4 differ from zero, and pre-trend tests have low power (Roth, 2022). After the first recorded score, the MTB estimates for event years 0 to 3 lie between −0.044 and 0.017, and none differs from zero at the 5% level; event year 4 rests on only 141 scored firms and is excluded from the headline estimate. The MTB gap thus widens before coverage and stops widening afterward. Only reading the post-coverage part as an effect of coverage depends on the parallel trends assumption.</w:t>
+        <w:t>Figure 1 shows the event-time estimates. Before the first recorded score, the estimates for market capitalization and MTB are negative and rise toward zero; in event years −5 and −4, the MTB estimates are −0.095 and −0.082 (p = 0.015 and p = 0.015). From event year −5 to the base year, scored firms' market capitalization grew 14.1% more than that of never-scored firms, and their MTB ratio grew 10.0% more; we call this relative growth the run-up. The joint pre-trend test rejects for market capitalization (p = 0.022) but not at the 5% level for MTB (p = 0.074). The MTB non-rejection is not evidence of parallel trends: the estimates for event years −5 and −4 differ from zero, and pre-trend tests have low power (Roth, 2022). After the first recorded score, the MTB estimates for event years 0 to 3 lie between −0.044 and 0.017, and none differs from zero at the 5% level. Event year 4 rests on only 141 scored firms and is excluded from the headline estimate. Thus, the MTB gap widens before coverage and stops widening afterward. Only reading the post-coverage part as an effect of coverage depends on the parallel trends assumption.</w:t>
       </w:r>
     </w:p>
     <w:p>
@@ -3870,7 +3870,7 @@
       </w:pPr>
       <w:r>
         <w:rPr/>
-        <w:t>Figure 2 separates the two largest coverage waves from the remaining cohorts; because we drew the wave boundaries after seeing the coverage counts, this split is exploratory. The 108 Thai and Singaporean firms first scored in 2019 and 2020 show the largest run-up: 33.1% in MTB relative to never-scored firms (pre-trend p = 0.006). The 289 Malaysian firms first scored in 2021 and 2022 show no detectable run-up, 2.8% (95% interval −7.4% to 15.2%; pre-trend p = 0.549), although a run-up of the pooled size cannot be ruled out, and the 278 firms in the remaining cohorts fall in between. After the first recorded score, no wave shows a detectable MTB gain, while market capitalization fell in the Malaysian wave (−0.146, p = 0.005), which accounts for most of the negative pooled market capitalization estimate.</w:t>
+        <w:t>Figure 2 separates the two largest coverage waves from the remaining cohorts. Because we drew the wave boundaries after seeing the coverage counts, this split is exploratory. The 108 Thai and Singaporean firms first scored in 2019 and 2020 show the largest run-up: 33.1% in MTB relative to never-scored firms (pre-trend p = 0.006). The 289 Malaysian firms first scored in 2021 and 2022 show no detectable run-up, 2.8% (95% interval −7.4% to 15.2%; pre-trend p = 0.549), although a run-up of the pooled size cannot be ruled out, and the 278 firms in the remaining cohorts fall in between. After the first recorded score, no wave shows a detectable MTB gain, while market capitalization fell in the Malaysian wave (−0.146, p = 0.005), which accounts for most of the negative pooled market capitalization estimate.</w:t>
       </w:r>
     </w:p>
     <w:p>
@@ -3935,7 +3935,7 @@
         <w:rPr>
           <w:sz w:val="18"/>
         </w:rPr>
-        <w:t>Note: Outcome-regression estimates by wave against all never-scored firms, with firm-bootstrap 95% intervals. The waves hold 289, 108, and 278 scored firms.</w:t>
+        <w:t>Note: Outcome-regression estimates by wave against all never-scored firms, with firm-bootstrap 95% intervals. The waves hold 289, 108, and 278 scored firms, respectively.</w:t>
       </w:r>
     </w:p>
     <w:p>
@@ -3963,7 +3963,7 @@
       </w:pPr>
       <w:r>
         <w:rPr/>
-        <w:t>Table 2 reports the headline estimates under parallel trends. The change in log MTB is 0.002, with a 95% confidence interval of −0.046 to 0.048, so the data are compatible with changes in the MTB ratio from −4.5% to 4.9%; the MDE is about 7.0%. With the cluster bootstrap, which resamples the 50 market-by-industry clusters and so allows for shocks common to firms of the same market and industry (Table S4), the interval is −0.050 to 0.053; market-wide shocks, such as the political uncertainty that moves Thai stock prices (Prukumpai et al., 2022), are absorbed by the country indicators in the long-difference regression. After Holm adjustment, no secondary outcome changes significantly at the 5% level: log market capitalization changes by −0.055 (p = 0.134), leverage by 0.8 percentage points (p = 0.134), and log total assets by 0.044 (p = 0.053). The MTB estimate shows no sign of the gain that the recognition channel predicts (Merton, 1987).</w:t>
+        <w:t>Table 2 reports the headline estimates under parallel trends. The change in log MTB is 0.002, with a 95% confidence interval of −0.046 to 0.048, so the data are compatible with changes in the MTB ratio from −4.5% to 4.9%, and the MDE is approximately 7.0%. With the cluster bootstrap, which resamples the 50 market-by-industry clusters and allows for shocks common to firms of the same market and industry (Table S4), the interval is −0.050 to 0.053; market-wide shocks, such as the political uncertainty that moves Thai stock prices (Prukumpai et al., 2022), are absorbed by the country indicators in the long-difference regression. After Holm adjustment, no secondary outcome changes significantly at the 5% level: log market capitalization changes by −0.055 (p = 0.134), leverage by 0.8 percentage points (p = 0.134), and log total assets by 0.044 (p = 0.053). The MTB estimate shows no sign of the gain that the recognition channel predicts (Merton, 1987).</w:t>
       </w:r>
     </w:p>
     <w:p>
@@ -4983,7 +4983,7 @@
       </w:pPr>
       <w:r>
         <w:rPr/>
-        <w:t>Table 3 presents the robustness checks; the six checks listed after the baseline were pre-specified, and the rest are exploratory. Dating coverage one year after the first recorded score, the earliest year in which a score could have been public, gives an MTB change of −0.068, about −6.6% (95% interval −0.116 to −0.020; p = 0.004), with a joint pre-trend p = 0.072. Pre-specification does not make the recorded year the date on which investors learned of coverage, so we give the two datings equal standing.</w:t>
+        <w:t>Table 3 presents the robustness checks; the six checks listed after the baseline are pre-specified, and the rest are exploratory. Dating coverage one year after the first recorded score, the earliest year in which a score could have been public, gives an MTB change of −0.068, approximately −6.6% (95% interval −0.116 to −0.020; p = 0.004), with a joint pre-trend p = 0.072. Pre-specification does not make the recorded year the date on which investors learned of coverage; therefore, we give the two datings equal standing.</w:t>
       </w:r>
     </w:p>
     <w:p>
@@ -7540,7 +7540,7 @@
       </w:pPr>
       <w:r>
         <w:rPr/>
-        <w:t>Table 4 moves from the first-recorded-year estimate to the one-year-later estimate one step at a time. Row 2 keeps only firms observed in both g − 1 and g, so that every later row draws on the same set of firms; this changes the MTB estimate by −0.005. Row 3 averages event years 1 to 4 instead of 0 to 3; this changes it by −0.016 (p = 0.092). Row 4 moves the reference year from g − 1 to g, which is what dating coverage one year later does to the comparison; this changes the estimate by −0.044 (p = 0.024), 62% of the total gap of −0.070. Measuring size in g (row 5) and returning to all firms (row 6) change little. The steps are sequential, so the shares depend on their order.</w:t>
+        <w:t>Table 4 moves from the first-recorded-year estimate to the one-year-later estimate step by step. Row 2 keeps only firms observed in both g − 1 and g, so that every later row draws on the same set of firms; this changes the MTB estimate by −0.005. Row 3 averages event years 1 to 4 instead of 0 to 3; this changes the result by −0.016 (p = 0.092). Row 4 moves the reference year from g − 1 to g, which is what dating coverage one year later does to the comparison; this changes the estimate by −0.044 (p = 0.024), or 62% of the total gap of −0.070. Measuring size in g (row 5) and returning to all firms (row 6) change little. The steps are sequential; therefore, the shares depend on their order.</w:t>
       </w:r>
     </w:p>
     <w:p>
@@ -8912,7 +8912,7 @@
       </w:pPr>
       <w:r>
         <w:rPr/>
-        <w:t>The reference year thus drives the difference. Moving it from g − 1 to g subtracts from each later estimate the change in log MTB of the same scored firms, relative to the same never-scored firms, between g − 1 and g. The row 4 step, −0.044, is therefore minus each cohort's own change between g − 1 and g (0.044 on average) weighted as in event years 1 to 4, which give more weight than event year 0 to the early cohorts observed longest after entry; it is an accounting identity, not a separate estimate, and it is larger than the pooled event-year-0 estimate in Figure 1. Part of the decline under the later dating is thus the rise these cohorts had in the first recorded year itself. The cohorts observed through event year 4 (rows 7 to 10) show the same pattern more strongly.</w:t>
+        <w:t>Thus, the reference year drives this difference. Moving it from g − 1 to g subtracts the change in log MTB of the same scored firms, relative to the same never-scored firms, between g − 1 and g from each later estimate. The row 4 step, −0.044, is therefore minus each cohort's own change between g − 1 and g (0.044 on average) weighted as in event years 1 to 4, which give more weight than event year 0 to the early cohorts observed longest after entry; it is an accounting identity, not a separate estimate, and it is larger than the pooled event-year-0 estimate in Figure 1. Part of the decline under the later dating is thus the rise these cohorts had in the first recorded year. The cohorts observed through event year 4 (rows 7–10) show the same pattern more strongly.</w:t>
       </w:r>
     </w:p>
     <w:p>
@@ -14276,7 +14276,7 @@
   <w:docDefaults>
     <w:rPrDefault>
       <w:rPr>
-        <w:rFonts w:asciiTheme="minorHAnsi" w:eastAsiaTheme="minorEastAsia" w:hAnsiTheme="minorHAnsi" w:cstheme="minorBidi"/>
+        <w:rFonts w:ascii="Times New Roman" w:hAnsi="Times New Roman" w:eastAsia="Times New Roman" w:cs="Times New Roman"/>
         <w:sz w:val="22"/>
         <w:szCs w:val="22"/>
         <w:lang w:val="en-US" w:eastAsia="en-US" w:bidi="ar-SA"/>
@@ -14495,7 +14495,7 @@
       <w:outlineLvl w:val="0"/>
     </w:pPr>
     <w:rPr>
-      <w:rFonts w:asciiTheme="majorHAnsi" w:eastAsiaTheme="majorEastAsia" w:hAnsiTheme="majorHAnsi" w:cstheme="majorBidi"/>
+      <w:rFonts w:ascii="Times New Roman" w:hAnsi="Times New Roman" w:eastAsia="Times New Roman" w:cs="Times New Roman"/>
       <w:b/>
       <w:bCs/>
       <w:color w:val="365F91" w:themeColor="accent1" w:themeShade="BF"/>
@@ -14519,7 +14519,7 @@
       <w:outlineLvl w:val="1"/>
     </w:pPr>
     <w:rPr>
-      <w:rFonts w:asciiTheme="majorHAnsi" w:eastAsiaTheme="majorEastAsia" w:hAnsiTheme="majorHAnsi" w:cstheme="majorBidi"/>
+      <w:rFonts w:ascii="Times New Roman" w:hAnsi="Times New Roman" w:eastAsia="Times New Roman" w:cs="Times New Roman"/>
       <w:b/>
       <w:bCs/>
       <w:color w:val="4F81BD" w:themeColor="accent1"/>
@@ -14543,7 +14543,7 @@
       <w:outlineLvl w:val="2"/>
     </w:pPr>
     <w:rPr>
-      <w:rFonts w:asciiTheme="majorHAnsi" w:eastAsiaTheme="majorEastAsia" w:hAnsiTheme="majorHAnsi" w:cstheme="majorBidi"/>
+      <w:rFonts w:ascii="Times New Roman" w:hAnsi="Times New Roman" w:eastAsia="Times New Roman" w:cs="Times New Roman"/>
       <w:b/>
       <w:bCs/>
       <w:color w:val="4F81BD" w:themeColor="accent1"/>
@@ -14566,7 +14566,7 @@
       <w:outlineLvl w:val="3"/>
     </w:pPr>
     <w:rPr>
-      <w:rFonts w:asciiTheme="majorHAnsi" w:eastAsiaTheme="majorEastAsia" w:hAnsiTheme="majorHAnsi" w:cstheme="majorBidi"/>
+      <w:rFonts w:ascii="Times New Roman" w:hAnsi="Times New Roman" w:eastAsia="Times New Roman" w:cs="Times New Roman"/>
       <w:b/>
       <w:bCs/>
       <w:i/>
@@ -14591,7 +14591,7 @@
       <w:outlineLvl w:val="4"/>
     </w:pPr>
     <w:rPr>
-      <w:rFonts w:asciiTheme="majorHAnsi" w:eastAsiaTheme="majorEastAsia" w:hAnsiTheme="majorHAnsi" w:cstheme="majorBidi"/>
+      <w:rFonts w:ascii="Times New Roman" w:hAnsi="Times New Roman" w:eastAsia="Times New Roman" w:cs="Times New Roman"/>
       <w:color w:val="243F60" w:themeColor="accent1" w:themeShade="7F"/>
     </w:rPr>
   </w:style>
@@ -14612,7 +14612,7 @@
       <w:outlineLvl w:val="5"/>
     </w:pPr>
     <w:rPr>
-      <w:rFonts w:asciiTheme="majorHAnsi" w:eastAsiaTheme="majorEastAsia" w:hAnsiTheme="majorHAnsi" w:cstheme="majorBidi"/>
+      <w:rFonts w:ascii="Times New Roman" w:hAnsi="Times New Roman" w:eastAsia="Times New Roman" w:cs="Times New Roman"/>
       <w:i/>
       <w:iCs/>
       <w:color w:val="243F60" w:themeColor="accent1" w:themeShade="7F"/>
@@ -14635,7 +14635,7 @@
       <w:outlineLvl w:val="6"/>
     </w:pPr>
     <w:rPr>
-      <w:rFonts w:asciiTheme="majorHAnsi" w:eastAsiaTheme="majorEastAsia" w:hAnsiTheme="majorHAnsi" w:cstheme="majorBidi"/>
+      <w:rFonts w:ascii="Times New Roman" w:hAnsi="Times New Roman" w:eastAsia="Times New Roman" w:cs="Times New Roman"/>
       <w:i/>
       <w:iCs/>
       <w:color w:val="404040" w:themeColor="text1" w:themeTint="BF"/>
@@ -14658,7 +14658,7 @@
       <w:outlineLvl w:val="7"/>
     </w:pPr>
     <w:rPr>
-      <w:rFonts w:asciiTheme="majorHAnsi" w:eastAsiaTheme="majorEastAsia" w:hAnsiTheme="majorHAnsi" w:cstheme="majorBidi"/>
+      <w:rFonts w:ascii="Times New Roman" w:hAnsi="Times New Roman" w:eastAsia="Times New Roman" w:cs="Times New Roman"/>
       <w:color w:val="4F81BD" w:themeColor="accent1"/>
       <w:sz w:val="20"/>
       <w:szCs w:val="20"/>
@@ -14681,7 +14681,7 @@
       <w:outlineLvl w:val="8"/>
     </w:pPr>
     <w:rPr>
-      <w:rFonts w:asciiTheme="majorHAnsi" w:eastAsiaTheme="majorEastAsia" w:hAnsiTheme="majorHAnsi" w:cstheme="majorBidi"/>
+      <w:rFonts w:ascii="Times New Roman" w:hAnsi="Times New Roman" w:eastAsia="Times New Roman" w:cs="Times New Roman"/>
       <w:i/>
       <w:iCs/>
       <w:color w:val="404040" w:themeColor="text1" w:themeTint="BF"/>
@@ -14732,7 +14732,7 @@
     <w:uiPriority w:val="9"/>
     <w:rsid w:val="00FC693F"/>
     <w:rPr>
-      <w:rFonts w:asciiTheme="majorHAnsi" w:eastAsiaTheme="majorEastAsia" w:hAnsiTheme="majorHAnsi" w:cstheme="majorBidi"/>
+      <w:rFonts w:ascii="Times New Roman" w:hAnsi="Times New Roman" w:eastAsia="Times New Roman" w:cs="Times New Roman"/>
       <w:b/>
       <w:bCs/>
       <w:color w:val="365F91" w:themeColor="accent1" w:themeShade="BF"/>
@@ -14747,7 +14747,7 @@
     <w:uiPriority w:val="9"/>
     <w:rsid w:val="00FC693F"/>
     <w:rPr>
-      <w:rFonts w:asciiTheme="majorHAnsi" w:eastAsiaTheme="majorEastAsia" w:hAnsiTheme="majorHAnsi" w:cstheme="majorBidi"/>
+      <w:rFonts w:ascii="Times New Roman" w:hAnsi="Times New Roman" w:eastAsia="Times New Roman" w:cs="Times New Roman"/>
       <w:b/>
       <w:bCs/>
       <w:color w:val="4F81BD" w:themeColor="accent1"/>
@@ -14762,7 +14762,7 @@
     <w:uiPriority w:val="9"/>
     <w:rsid w:val="00FC693F"/>
     <w:rPr>
-      <w:rFonts w:asciiTheme="majorHAnsi" w:eastAsiaTheme="majorEastAsia" w:hAnsiTheme="majorHAnsi" w:cstheme="majorBidi"/>
+      <w:rFonts w:ascii="Times New Roman" w:hAnsi="Times New Roman" w:eastAsia="Times New Roman" w:cs="Times New Roman"/>
       <w:b/>
       <w:bCs/>
       <w:color w:val="4F81BD" w:themeColor="accent1"/>
@@ -14784,7 +14784,7 @@
       <w:contextualSpacing/>
     </w:pPr>
     <w:rPr>
-      <w:rFonts w:asciiTheme="majorHAnsi" w:eastAsiaTheme="majorEastAsia" w:hAnsiTheme="majorHAnsi" w:cstheme="majorBidi"/>
+      <w:rFonts w:ascii="Times New Roman" w:hAnsi="Times New Roman" w:eastAsia="Times New Roman" w:cs="Times New Roman"/>
       <w:color w:val="17365D" w:themeColor="text2" w:themeShade="BF"/>
       <w:spacing w:val="5"/>
       <w:kern w:val="28"/>
@@ -14799,7 +14799,7 @@
     <w:uiPriority w:val="10"/>
     <w:rsid w:val="00FC693F"/>
     <w:rPr>
-      <w:rFonts w:asciiTheme="majorHAnsi" w:eastAsiaTheme="majorEastAsia" w:hAnsiTheme="majorHAnsi" w:cstheme="majorBidi"/>
+      <w:rFonts w:ascii="Times New Roman" w:hAnsi="Times New Roman" w:eastAsia="Times New Roman" w:cs="Times New Roman"/>
       <w:color w:val="17365D" w:themeColor="text2" w:themeShade="BF"/>
       <w:spacing w:val="5"/>
       <w:kern w:val="28"/>
@@ -14821,7 +14821,7 @@
       </w:numPr>
     </w:pPr>
     <w:rPr>
-      <w:rFonts w:asciiTheme="majorHAnsi" w:eastAsiaTheme="majorEastAsia" w:hAnsiTheme="majorHAnsi" w:cstheme="majorBidi"/>
+      <w:rFonts w:ascii="Times New Roman" w:hAnsi="Times New Roman" w:eastAsia="Times New Roman" w:cs="Times New Roman"/>
       <w:i/>
       <w:iCs/>
       <w:color w:val="4F81BD" w:themeColor="accent1"/>
@@ -14837,7 +14837,7 @@
     <w:uiPriority w:val="11"/>
     <w:rsid w:val="00FC693F"/>
     <w:rPr>
-      <w:rFonts w:asciiTheme="majorHAnsi" w:eastAsiaTheme="majorEastAsia" w:hAnsiTheme="majorHAnsi" w:cstheme="majorBidi"/>
+      <w:rFonts w:ascii="Times New Roman" w:hAnsi="Times New Roman" w:eastAsia="Times New Roman" w:cs="Times New Roman"/>
       <w:i/>
       <w:iCs/>
       <w:color w:val="4F81BD" w:themeColor="accent1"/>
@@ -15135,7 +15135,7 @@
     <w:semiHidden/>
     <w:rsid w:val="00FC693F"/>
     <w:rPr>
-      <w:rFonts w:asciiTheme="majorHAnsi" w:eastAsiaTheme="majorEastAsia" w:hAnsiTheme="majorHAnsi" w:cstheme="majorBidi"/>
+      <w:rFonts w:ascii="Times New Roman" w:hAnsi="Times New Roman" w:eastAsia="Times New Roman" w:cs="Times New Roman"/>
       <w:b/>
       <w:bCs/>
       <w:i/>
@@ -15151,7 +15151,7 @@
     <w:semiHidden/>
     <w:rsid w:val="00FC693F"/>
     <w:rPr>
-      <w:rFonts w:asciiTheme="majorHAnsi" w:eastAsiaTheme="majorEastAsia" w:hAnsiTheme="majorHAnsi" w:cstheme="majorBidi"/>
+      <w:rFonts w:ascii="Times New Roman" w:hAnsi="Times New Roman" w:eastAsia="Times New Roman" w:cs="Times New Roman"/>
       <w:color w:val="243F60" w:themeColor="accent1" w:themeShade="7F"/>
     </w:rPr>
   </w:style>
@@ -15163,7 +15163,7 @@
     <w:semiHidden/>
     <w:rsid w:val="00FC693F"/>
     <w:rPr>
-      <w:rFonts w:asciiTheme="majorHAnsi" w:eastAsiaTheme="majorEastAsia" w:hAnsiTheme="majorHAnsi" w:cstheme="majorBidi"/>
+      <w:rFonts w:ascii="Times New Roman" w:hAnsi="Times New Roman" w:eastAsia="Times New Roman" w:cs="Times New Roman"/>
       <w:i/>
       <w:iCs/>
       <w:color w:val="243F60" w:themeColor="accent1" w:themeShade="7F"/>
@@ -15177,7 +15177,7 @@
     <w:semiHidden/>
     <w:rsid w:val="00FC693F"/>
     <w:rPr>
-      <w:rFonts w:asciiTheme="majorHAnsi" w:eastAsiaTheme="majorEastAsia" w:hAnsiTheme="majorHAnsi" w:cstheme="majorBidi"/>
+      <w:rFonts w:ascii="Times New Roman" w:hAnsi="Times New Roman" w:eastAsia="Times New Roman" w:cs="Times New Roman"/>
       <w:i/>
       <w:iCs/>
       <w:color w:val="404040" w:themeColor="text1" w:themeTint="BF"/>
@@ -15191,7 +15191,7 @@
     <w:semiHidden/>
     <w:rsid w:val="00FC693F"/>
     <w:rPr>
-      <w:rFonts w:asciiTheme="majorHAnsi" w:eastAsiaTheme="majorEastAsia" w:hAnsiTheme="majorHAnsi" w:cstheme="majorBidi"/>
+      <w:rFonts w:ascii="Times New Roman" w:hAnsi="Times New Roman" w:eastAsia="Times New Roman" w:cs="Times New Roman"/>
       <w:color w:val="4F81BD" w:themeColor="accent1"/>
       <w:sz w:val="20"/>
       <w:szCs w:val="20"/>
@@ -15205,7 +15205,7 @@
     <w:semiHidden/>
     <w:rsid w:val="00FC693F"/>
     <w:rPr>
-      <w:rFonts w:asciiTheme="majorHAnsi" w:eastAsiaTheme="majorEastAsia" w:hAnsiTheme="majorHAnsi" w:cstheme="majorBidi"/>
+      <w:rFonts w:ascii="Times New Roman" w:hAnsi="Times New Roman" w:eastAsia="Times New Roman" w:cs="Times New Roman"/>
       <w:i/>
       <w:iCs/>
       <w:color w:val="404040" w:themeColor="text1" w:themeTint="BF"/>
@@ -16794,7 +16794,7 @@
         <w:spacing w:before="0" w:after="0" w:line="240" w:lineRule="auto"/>
       </w:pPr>
       <w:rPr>
-        <w:rFonts w:asciiTheme="majorHAnsi" w:eastAsiaTheme="majorEastAsia" w:hAnsiTheme="majorHAnsi" w:cstheme="majorBidi"/>
+        <w:rFonts w:ascii="Times New Roman" w:hAnsi="Times New Roman" w:eastAsia="Times New Roman" w:cs="Times New Roman"/>
         <w:b/>
         <w:bCs/>
       </w:rPr>
@@ -16815,7 +16815,7 @@
         <w:spacing w:before="0" w:after="0" w:line="240" w:lineRule="auto"/>
       </w:pPr>
       <w:rPr>
-        <w:rFonts w:asciiTheme="majorHAnsi" w:eastAsiaTheme="majorEastAsia" w:hAnsiTheme="majorHAnsi" w:cstheme="majorBidi"/>
+        <w:rFonts w:ascii="Times New Roman" w:hAnsi="Times New Roman" w:eastAsia="Times New Roman" w:cs="Times New Roman"/>
         <w:b/>
         <w:bCs/>
       </w:rPr>
@@ -16833,14 +16833,14 @@
     </w:tblStylePr>
     <w:tblStylePr w:type="firstCol">
       <w:rPr>
-        <w:rFonts w:asciiTheme="majorHAnsi" w:eastAsiaTheme="majorEastAsia" w:hAnsiTheme="majorHAnsi" w:cstheme="majorBidi"/>
+        <w:rFonts w:ascii="Times New Roman" w:hAnsi="Times New Roman" w:eastAsia="Times New Roman" w:cs="Times New Roman"/>
         <w:b/>
         <w:bCs/>
       </w:rPr>
     </w:tblStylePr>
     <w:tblStylePr w:type="lastCol">
       <w:rPr>
-        <w:rFonts w:asciiTheme="majorHAnsi" w:eastAsiaTheme="majorEastAsia" w:hAnsiTheme="majorHAnsi" w:cstheme="majorBidi"/>
+        <w:rFonts w:ascii="Times New Roman" w:hAnsi="Times New Roman" w:eastAsia="Times New Roman" w:cs="Times New Roman"/>
         <w:b/>
         <w:bCs/>
       </w:rPr>
@@ -16924,7 +16924,7 @@
         <w:spacing w:before="0" w:after="0" w:line="240" w:lineRule="auto"/>
       </w:pPr>
       <w:rPr>
-        <w:rFonts w:asciiTheme="majorHAnsi" w:eastAsiaTheme="majorEastAsia" w:hAnsiTheme="majorHAnsi" w:cstheme="majorBidi"/>
+        <w:rFonts w:ascii="Times New Roman" w:hAnsi="Times New Roman" w:eastAsia="Times New Roman" w:cs="Times New Roman"/>
         <w:b/>
         <w:bCs/>
       </w:rPr>
@@ -16945,7 +16945,7 @@
         <w:spacing w:before="0" w:after="0" w:line="240" w:lineRule="auto"/>
       </w:pPr>
       <w:rPr>
-        <w:rFonts w:asciiTheme="majorHAnsi" w:eastAsiaTheme="majorEastAsia" w:hAnsiTheme="majorHAnsi" w:cstheme="majorBidi"/>
+        <w:rFonts w:ascii="Times New Roman" w:hAnsi="Times New Roman" w:eastAsia="Times New Roman" w:cs="Times New Roman"/>
         <w:b/>
         <w:bCs/>
       </w:rPr>
@@ -16963,14 +16963,14 @@
     </w:tblStylePr>
     <w:tblStylePr w:type="firstCol">
       <w:rPr>
-        <w:rFonts w:asciiTheme="majorHAnsi" w:eastAsiaTheme="majorEastAsia" w:hAnsiTheme="majorHAnsi" w:cstheme="majorBidi"/>
+        <w:rFonts w:ascii="Times New Roman" w:hAnsi="Times New Roman" w:eastAsia="Times New Roman" w:cs="Times New Roman"/>
         <w:b/>
         <w:bCs/>
       </w:rPr>
     </w:tblStylePr>
     <w:tblStylePr w:type="lastCol">
       <w:rPr>
-        <w:rFonts w:asciiTheme="majorHAnsi" w:eastAsiaTheme="majorEastAsia" w:hAnsiTheme="majorHAnsi" w:cstheme="majorBidi"/>
+        <w:rFonts w:ascii="Times New Roman" w:hAnsi="Times New Roman" w:eastAsia="Times New Roman" w:cs="Times New Roman"/>
         <w:b/>
         <w:bCs/>
       </w:rPr>
@@ -17054,7 +17054,7 @@
         <w:spacing w:before="0" w:after="0" w:line="240" w:lineRule="auto"/>
       </w:pPr>
       <w:rPr>
-        <w:rFonts w:asciiTheme="majorHAnsi" w:eastAsiaTheme="majorEastAsia" w:hAnsiTheme="majorHAnsi" w:cstheme="majorBidi"/>
+        <w:rFonts w:ascii="Times New Roman" w:hAnsi="Times New Roman" w:eastAsia="Times New Roman" w:cs="Times New Roman"/>
         <w:b/>
         <w:bCs/>
       </w:rPr>
@@ -17075,7 +17075,7 @@
         <w:spacing w:before="0" w:after="0" w:line="240" w:lineRule="auto"/>
       </w:pPr>
       <w:rPr>
-        <w:rFonts w:asciiTheme="majorHAnsi" w:eastAsiaTheme="majorEastAsia" w:hAnsiTheme="majorHAnsi" w:cstheme="majorBidi"/>
+        <w:rFonts w:ascii="Times New Roman" w:hAnsi="Times New Roman" w:eastAsia="Times New Roman" w:cs="Times New Roman"/>
         <w:b/>
         <w:bCs/>
       </w:rPr>
@@ -17093,14 +17093,14 @@
     </w:tblStylePr>
     <w:tblStylePr w:type="firstCol">
       <w:rPr>
-        <w:rFonts w:asciiTheme="majorHAnsi" w:eastAsiaTheme="majorEastAsia" w:hAnsiTheme="majorHAnsi" w:cstheme="majorBidi"/>
+        <w:rFonts w:ascii="Times New Roman" w:hAnsi="Times New Roman" w:eastAsia="Times New Roman" w:cs="Times New Roman"/>
         <w:b/>
         <w:bCs/>
       </w:rPr>
     </w:tblStylePr>
     <w:tblStylePr w:type="lastCol">
       <w:rPr>
-        <w:rFonts w:asciiTheme="majorHAnsi" w:eastAsiaTheme="majorEastAsia" w:hAnsiTheme="majorHAnsi" w:cstheme="majorBidi"/>
+        <w:rFonts w:ascii="Times New Roman" w:hAnsi="Times New Roman" w:eastAsia="Times New Roman" w:cs="Times New Roman"/>
         <w:b/>
         <w:bCs/>
       </w:rPr>
@@ -17184,7 +17184,7 @@
         <w:spacing w:before="0" w:after="0" w:line="240" w:lineRule="auto"/>
       </w:pPr>
       <w:rPr>
-        <w:rFonts w:asciiTheme="majorHAnsi" w:eastAsiaTheme="majorEastAsia" w:hAnsiTheme="majorHAnsi" w:cstheme="majorBidi"/>
+        <w:rFonts w:ascii="Times New Roman" w:hAnsi="Times New Roman" w:eastAsia="Times New Roman" w:cs="Times New Roman"/>
         <w:b/>
         <w:bCs/>
       </w:rPr>
@@ -17205,7 +17205,7 @@
         <w:spacing w:before="0" w:after="0" w:line="240" w:lineRule="auto"/>
       </w:pPr>
       <w:rPr>
-        <w:rFonts w:asciiTheme="majorHAnsi" w:eastAsiaTheme="majorEastAsia" w:hAnsiTheme="majorHAnsi" w:cstheme="majorBidi"/>
+        <w:rFonts w:ascii="Times New Roman" w:hAnsi="Times New Roman" w:eastAsia="Times New Roman" w:cs="Times New Roman"/>
         <w:b/>
         <w:bCs/>
       </w:rPr>
@@ -17223,14 +17223,14 @@
     </w:tblStylePr>
     <w:tblStylePr w:type="firstCol">
       <w:rPr>
-        <w:rFonts w:asciiTheme="majorHAnsi" w:eastAsiaTheme="majorEastAsia" w:hAnsiTheme="majorHAnsi" w:cstheme="majorBidi"/>
+        <w:rFonts w:ascii="Times New Roman" w:hAnsi="Times New Roman" w:eastAsia="Times New Roman" w:cs="Times New Roman"/>
         <w:b/>
         <w:bCs/>
       </w:rPr>
     </w:tblStylePr>
     <w:tblStylePr w:type="lastCol">
       <w:rPr>
-        <w:rFonts w:asciiTheme="majorHAnsi" w:eastAsiaTheme="majorEastAsia" w:hAnsiTheme="majorHAnsi" w:cstheme="majorBidi"/>
+        <w:rFonts w:ascii="Times New Roman" w:hAnsi="Times New Roman" w:eastAsia="Times New Roman" w:cs="Times New Roman"/>
         <w:b/>
         <w:bCs/>
       </w:rPr>
@@ -17314,7 +17314,7 @@
         <w:spacing w:before="0" w:after="0" w:line="240" w:lineRule="auto"/>
       </w:pPr>
       <w:rPr>
-        <w:rFonts w:asciiTheme="majorHAnsi" w:eastAsiaTheme="majorEastAsia" w:hAnsiTheme="majorHAnsi" w:cstheme="majorBidi"/>
+        <w:rFonts w:ascii="Times New Roman" w:hAnsi="Times New Roman" w:eastAsia="Times New Roman" w:cs="Times New Roman"/>
         <w:b/>
         <w:bCs/>
       </w:rPr>
@@ -17335,7 +17335,7 @@
         <w:spacing w:before="0" w:after="0" w:line="240" w:lineRule="auto"/>
       </w:pPr>
       <w:rPr>
-        <w:rFonts w:asciiTheme="majorHAnsi" w:eastAsiaTheme="majorEastAsia" w:hAnsiTheme="majorHAnsi" w:cstheme="majorBidi"/>
+        <w:rFonts w:ascii="Times New Roman" w:hAnsi="Times New Roman" w:eastAsia="Times New Roman" w:cs="Times New Roman"/>
         <w:b/>
         <w:bCs/>
       </w:rPr>
@@ -17353,14 +17353,14 @@
     </w:tblStylePr>
     <w:tblStylePr w:type="firstCol">
       <w:rPr>
-        <w:rFonts w:asciiTheme="majorHAnsi" w:eastAsiaTheme="majorEastAsia" w:hAnsiTheme="majorHAnsi" w:cstheme="majorBidi"/>
+        <w:rFonts w:ascii="Times New Roman" w:hAnsi="Times New Roman" w:eastAsia="Times New Roman" w:cs="Times New Roman"/>
         <w:b/>
         <w:bCs/>
       </w:rPr>
     </w:tblStylePr>
     <w:tblStylePr w:type="lastCol">
       <w:rPr>
-        <w:rFonts w:asciiTheme="majorHAnsi" w:eastAsiaTheme="majorEastAsia" w:hAnsiTheme="majorHAnsi" w:cstheme="majorBidi"/>
+        <w:rFonts w:ascii="Times New Roman" w:hAnsi="Times New Roman" w:eastAsia="Times New Roman" w:cs="Times New Roman"/>
         <w:b/>
         <w:bCs/>
       </w:rPr>
@@ -17444,7 +17444,7 @@
         <w:spacing w:before="0" w:after="0" w:line="240" w:lineRule="auto"/>
       </w:pPr>
       <w:rPr>
-        <w:rFonts w:asciiTheme="majorHAnsi" w:eastAsiaTheme="majorEastAsia" w:hAnsiTheme="majorHAnsi" w:cstheme="majorBidi"/>
+        <w:rFonts w:ascii="Times New Roman" w:hAnsi="Times New Roman" w:eastAsia="Times New Roman" w:cs="Times New Roman"/>
         <w:b/>
         <w:bCs/>
       </w:rPr>
@@ -17465,7 +17465,7 @@
         <w:spacing w:before="0" w:after="0" w:line="240" w:lineRule="auto"/>
       </w:pPr>
       <w:rPr>
-        <w:rFonts w:asciiTheme="majorHAnsi" w:eastAsiaTheme="majorEastAsia" w:hAnsiTheme="majorHAnsi" w:cstheme="majorBidi"/>
+        <w:rFonts w:ascii="Times New Roman" w:hAnsi="Times New Roman" w:eastAsia="Times New Roman" w:cs="Times New Roman"/>
         <w:b/>
         <w:bCs/>
       </w:rPr>
@@ -17483,14 +17483,14 @@
     </w:tblStylePr>
     <w:tblStylePr w:type="firstCol">
       <w:rPr>
-        <w:rFonts w:asciiTheme="majorHAnsi" w:eastAsiaTheme="majorEastAsia" w:hAnsiTheme="majorHAnsi" w:cstheme="majorBidi"/>
+        <w:rFonts w:ascii="Times New Roman" w:hAnsi="Times New Roman" w:eastAsia="Times New Roman" w:cs="Times New Roman"/>
         <w:b/>
         <w:bCs/>
       </w:rPr>
     </w:tblStylePr>
     <w:tblStylePr w:type="lastCol">
       <w:rPr>
-        <w:rFonts w:asciiTheme="majorHAnsi" w:eastAsiaTheme="majorEastAsia" w:hAnsiTheme="majorHAnsi" w:cstheme="majorBidi"/>
+        <w:rFonts w:ascii="Times New Roman" w:hAnsi="Times New Roman" w:eastAsia="Times New Roman" w:cs="Times New Roman"/>
         <w:b/>
         <w:bCs/>
       </w:rPr>
@@ -17574,7 +17574,7 @@
         <w:spacing w:before="0" w:after="0" w:line="240" w:lineRule="auto"/>
       </w:pPr>
       <w:rPr>
-        <w:rFonts w:asciiTheme="majorHAnsi" w:eastAsiaTheme="majorEastAsia" w:hAnsiTheme="majorHAnsi" w:cstheme="majorBidi"/>
+        <w:rFonts w:ascii="Times New Roman" w:hAnsi="Times New Roman" w:eastAsia="Times New Roman" w:cs="Times New Roman"/>
         <w:b/>
         <w:bCs/>
       </w:rPr>
@@ -17595,7 +17595,7 @@
         <w:spacing w:before="0" w:after="0" w:line="240" w:lineRule="auto"/>
       </w:pPr>
       <w:rPr>
-        <w:rFonts w:asciiTheme="majorHAnsi" w:eastAsiaTheme="majorEastAsia" w:hAnsiTheme="majorHAnsi" w:cstheme="majorBidi"/>
+        <w:rFonts w:ascii="Times New Roman" w:hAnsi="Times New Roman" w:eastAsia="Times New Roman" w:cs="Times New Roman"/>
         <w:b/>
         <w:bCs/>
       </w:rPr>
@@ -17613,14 +17613,14 @@
     </w:tblStylePr>
     <w:tblStylePr w:type="firstCol">
       <w:rPr>
-        <w:rFonts w:asciiTheme="majorHAnsi" w:eastAsiaTheme="majorEastAsia" w:hAnsiTheme="majorHAnsi" w:cstheme="majorBidi"/>
+        <w:rFonts w:ascii="Times New Roman" w:hAnsi="Times New Roman" w:eastAsia="Times New Roman" w:cs="Times New Roman"/>
         <w:b/>
         <w:bCs/>
       </w:rPr>
     </w:tblStylePr>
     <w:tblStylePr w:type="lastCol">
       <w:rPr>
-        <w:rFonts w:asciiTheme="majorHAnsi" w:eastAsiaTheme="majorEastAsia" w:hAnsiTheme="majorHAnsi" w:cstheme="majorBidi"/>
+        <w:rFonts w:ascii="Times New Roman" w:hAnsi="Times New Roman" w:eastAsia="Times New Roman" w:cs="Times New Roman"/>
         <w:b/>
         <w:bCs/>
       </w:rPr>
@@ -19485,7 +19485,7 @@
     </w:tblPr>
     <w:tblStylePr w:type="firstRow">
       <w:rPr>
-        <w:rFonts w:asciiTheme="majorHAnsi" w:eastAsiaTheme="majorEastAsia" w:hAnsiTheme="majorHAnsi" w:cstheme="majorBidi"/>
+        <w:rFonts w:ascii="Times New Roman" w:hAnsi="Times New Roman" w:eastAsia="Times New Roman" w:cs="Times New Roman"/>
       </w:rPr>
       <w:tblPr/>
       <w:tcPr>
@@ -19569,7 +19569,7 @@
     </w:tblPr>
     <w:tblStylePr w:type="firstRow">
       <w:rPr>
-        <w:rFonts w:asciiTheme="majorHAnsi" w:eastAsiaTheme="majorEastAsia" w:hAnsiTheme="majorHAnsi" w:cstheme="majorBidi"/>
+        <w:rFonts w:ascii="Times New Roman" w:hAnsi="Times New Roman" w:eastAsia="Times New Roman" w:cs="Times New Roman"/>
       </w:rPr>
       <w:tblPr/>
       <w:tcPr>
@@ -19653,7 +19653,7 @@
     </w:tblPr>
     <w:tblStylePr w:type="firstRow">
       <w:rPr>
-        <w:rFonts w:asciiTheme="majorHAnsi" w:eastAsiaTheme="majorEastAsia" w:hAnsiTheme="majorHAnsi" w:cstheme="majorBidi"/>
+        <w:rFonts w:ascii="Times New Roman" w:hAnsi="Times New Roman" w:eastAsia="Times New Roman" w:cs="Times New Roman"/>
       </w:rPr>
       <w:tblPr/>
       <w:tcPr>
@@ -19737,7 +19737,7 @@
     </w:tblPr>
     <w:tblStylePr w:type="firstRow">
       <w:rPr>
-        <w:rFonts w:asciiTheme="majorHAnsi" w:eastAsiaTheme="majorEastAsia" w:hAnsiTheme="majorHAnsi" w:cstheme="majorBidi"/>
+        <w:rFonts w:ascii="Times New Roman" w:hAnsi="Times New Roman" w:eastAsia="Times New Roman" w:cs="Times New Roman"/>
       </w:rPr>
       <w:tblPr/>
       <w:tcPr>
@@ -19821,7 +19821,7 @@
     </w:tblPr>
     <w:tblStylePr w:type="firstRow">
       <w:rPr>
-        <w:rFonts w:asciiTheme="majorHAnsi" w:eastAsiaTheme="majorEastAsia" w:hAnsiTheme="majorHAnsi" w:cstheme="majorBidi"/>
+        <w:rFonts w:ascii="Times New Roman" w:hAnsi="Times New Roman" w:eastAsia="Times New Roman" w:cs="Times New Roman"/>
       </w:rPr>
       <w:tblPr/>
       <w:tcPr>
@@ -19905,7 +19905,7 @@
     </w:tblPr>
     <w:tblStylePr w:type="firstRow">
       <w:rPr>
-        <w:rFonts w:asciiTheme="majorHAnsi" w:eastAsiaTheme="majorEastAsia" w:hAnsiTheme="majorHAnsi" w:cstheme="majorBidi"/>
+        <w:rFonts w:ascii="Times New Roman" w:hAnsi="Times New Roman" w:eastAsia="Times New Roman" w:cs="Times New Roman"/>
       </w:rPr>
       <w:tblPr/>
       <w:tcPr>
@@ -19989,7 +19989,7 @@
     </w:tblPr>
     <w:tblStylePr w:type="firstRow">
       <w:rPr>
-        <w:rFonts w:asciiTheme="majorHAnsi" w:eastAsiaTheme="majorEastAsia" w:hAnsiTheme="majorHAnsi" w:cstheme="majorBidi"/>
+        <w:rFonts w:ascii="Times New Roman" w:hAnsi="Times New Roman" w:eastAsia="Times New Roman" w:cs="Times New Roman"/>
       </w:rPr>
       <w:tblPr/>
       <w:tcPr>
@@ -20054,7 +20054,7 @@
       <w:spacing w:after="0" w:line="240" w:lineRule="auto"/>
     </w:pPr>
     <w:rPr>
-      <w:rFonts w:asciiTheme="majorHAnsi" w:eastAsiaTheme="majorEastAsia" w:hAnsiTheme="majorHAnsi" w:cstheme="majorBidi"/>
+      <w:rFonts w:ascii="Times New Roman" w:hAnsi="Times New Roman" w:eastAsia="Times New Roman" w:cs="Times New Roman"/>
       <w:color w:val="000000" w:themeColor="text1"/>
     </w:rPr>
     <w:tblPr>
@@ -20182,7 +20182,7 @@
       <w:spacing w:after="0" w:line="240" w:lineRule="auto"/>
     </w:pPr>
     <w:rPr>
-      <w:rFonts w:asciiTheme="majorHAnsi" w:eastAsiaTheme="majorEastAsia" w:hAnsiTheme="majorHAnsi" w:cstheme="majorBidi"/>
+      <w:rFonts w:ascii="Times New Roman" w:hAnsi="Times New Roman" w:eastAsia="Times New Roman" w:cs="Times New Roman"/>
       <w:color w:val="000000" w:themeColor="text1"/>
     </w:rPr>
     <w:tblPr>
@@ -20310,7 +20310,7 @@
       <w:spacing w:after="0" w:line="240" w:lineRule="auto"/>
     </w:pPr>
     <w:rPr>
-      <w:rFonts w:asciiTheme="majorHAnsi" w:eastAsiaTheme="majorEastAsia" w:hAnsiTheme="majorHAnsi" w:cstheme="majorBidi"/>
+      <w:rFonts w:ascii="Times New Roman" w:hAnsi="Times New Roman" w:eastAsia="Times New Roman" w:cs="Times New Roman"/>
       <w:color w:val="000000" w:themeColor="text1"/>
     </w:rPr>
     <w:tblPr>
@@ -20438,7 +20438,7 @@
       <w:spacing w:after="0" w:line="240" w:lineRule="auto"/>
     </w:pPr>
     <w:rPr>
-      <w:rFonts w:asciiTheme="majorHAnsi" w:eastAsiaTheme="majorEastAsia" w:hAnsiTheme="majorHAnsi" w:cstheme="majorBidi"/>
+      <w:rFonts w:ascii="Times New Roman" w:hAnsi="Times New Roman" w:eastAsia="Times New Roman" w:cs="Times New Roman"/>
       <w:color w:val="000000" w:themeColor="text1"/>
     </w:rPr>
     <w:tblPr>
@@ -20566,7 +20566,7 @@
       <w:spacing w:after="0" w:line="240" w:lineRule="auto"/>
     </w:pPr>
     <w:rPr>
-      <w:rFonts w:asciiTheme="majorHAnsi" w:eastAsiaTheme="majorEastAsia" w:hAnsiTheme="majorHAnsi" w:cstheme="majorBidi"/>
+      <w:rFonts w:ascii="Times New Roman" w:hAnsi="Times New Roman" w:eastAsia="Times New Roman" w:cs="Times New Roman"/>
       <w:color w:val="000000" w:themeColor="text1"/>
     </w:rPr>
     <w:tblPr>
@@ -20694,7 +20694,7 @@
       <w:spacing w:after="0" w:line="240" w:lineRule="auto"/>
     </w:pPr>
     <w:rPr>
-      <w:rFonts w:asciiTheme="majorHAnsi" w:eastAsiaTheme="majorEastAsia" w:hAnsiTheme="majorHAnsi" w:cstheme="majorBidi"/>
+      <w:rFonts w:ascii="Times New Roman" w:hAnsi="Times New Roman" w:eastAsia="Times New Roman" w:cs="Times New Roman"/>
       <w:color w:val="000000" w:themeColor="text1"/>
     </w:rPr>
     <w:tblPr>
@@ -20822,7 +20822,7 @@
       <w:spacing w:after="0" w:line="240" w:lineRule="auto"/>
     </w:pPr>
     <w:rPr>
-      <w:rFonts w:asciiTheme="majorHAnsi" w:eastAsiaTheme="majorEastAsia" w:hAnsiTheme="majorHAnsi" w:cstheme="majorBidi"/>
+      <w:rFonts w:ascii="Times New Roman" w:hAnsi="Times New Roman" w:eastAsia="Times New Roman" w:cs="Times New Roman"/>
       <w:color w:val="000000" w:themeColor="text1"/>
     </w:rPr>
     <w:tblPr>
@@ -21461,7 +21461,7 @@
       <w:spacing w:after="0" w:line="240" w:lineRule="auto"/>
     </w:pPr>
     <w:rPr>
-      <w:rFonts w:asciiTheme="majorHAnsi" w:eastAsiaTheme="majorEastAsia" w:hAnsiTheme="majorHAnsi" w:cstheme="majorBidi"/>
+      <w:rFonts w:ascii="Times New Roman" w:hAnsi="Times New Roman" w:eastAsia="Times New Roman" w:cs="Times New Roman"/>
       <w:color w:val="000000" w:themeColor="text1"/>
     </w:rPr>
     <w:tblPr>
@@ -21586,7 +21586,7 @@
       <w:spacing w:after="0" w:line="240" w:lineRule="auto"/>
     </w:pPr>
     <w:rPr>
-      <w:rFonts w:asciiTheme="majorHAnsi" w:eastAsiaTheme="majorEastAsia" w:hAnsiTheme="majorHAnsi" w:cstheme="majorBidi"/>
+      <w:rFonts w:ascii="Times New Roman" w:hAnsi="Times New Roman" w:eastAsia="Times New Roman" w:cs="Times New Roman"/>
       <w:color w:val="000000" w:themeColor="text1"/>
     </w:rPr>
     <w:tblPr>
@@ -21711,7 +21711,7 @@
       <w:spacing w:after="0" w:line="240" w:lineRule="auto"/>
     </w:pPr>
     <w:rPr>
-      <w:rFonts w:asciiTheme="majorHAnsi" w:eastAsiaTheme="majorEastAsia" w:hAnsiTheme="majorHAnsi" w:cstheme="majorBidi"/>
+      <w:rFonts w:ascii="Times New Roman" w:hAnsi="Times New Roman" w:eastAsia="Times New Roman" w:cs="Times New Roman"/>
       <w:color w:val="000000" w:themeColor="text1"/>
     </w:rPr>
     <w:tblPr>
@@ -21836,7 +21836,7 @@
       <w:spacing w:after="0" w:line="240" w:lineRule="auto"/>
     </w:pPr>
     <w:rPr>
-      <w:rFonts w:asciiTheme="majorHAnsi" w:eastAsiaTheme="majorEastAsia" w:hAnsiTheme="majorHAnsi" w:cstheme="majorBidi"/>
+      <w:rFonts w:ascii="Times New Roman" w:hAnsi="Times New Roman" w:eastAsia="Times New Roman" w:cs="Times New Roman"/>
       <w:color w:val="000000" w:themeColor="text1"/>
     </w:rPr>
     <w:tblPr>
@@ -21961,7 +21961,7 @@
       <w:spacing w:after="0" w:line="240" w:lineRule="auto"/>
     </w:pPr>
     <w:rPr>
-      <w:rFonts w:asciiTheme="majorHAnsi" w:eastAsiaTheme="majorEastAsia" w:hAnsiTheme="majorHAnsi" w:cstheme="majorBidi"/>
+      <w:rFonts w:ascii="Times New Roman" w:hAnsi="Times New Roman" w:eastAsia="Times New Roman" w:cs="Times New Roman"/>
       <w:color w:val="000000" w:themeColor="text1"/>
     </w:rPr>
     <w:tblPr>
@@ -22086,7 +22086,7 @@
       <w:spacing w:after="0" w:line="240" w:lineRule="auto"/>
     </w:pPr>
     <w:rPr>
-      <w:rFonts w:asciiTheme="majorHAnsi" w:eastAsiaTheme="majorEastAsia" w:hAnsiTheme="majorHAnsi" w:cstheme="majorBidi"/>
+      <w:rFonts w:ascii="Times New Roman" w:hAnsi="Times New Roman" w:eastAsia="Times New Roman" w:cs="Times New Roman"/>
       <w:color w:val="000000" w:themeColor="text1"/>
     </w:rPr>
     <w:tblPr>
@@ -22211,7 +22211,7 @@
       <w:spacing w:after="0" w:line="240" w:lineRule="auto"/>
     </w:pPr>
     <w:rPr>
-      <w:rFonts w:asciiTheme="majorHAnsi" w:eastAsiaTheme="majorEastAsia" w:hAnsiTheme="majorHAnsi" w:cstheme="majorBidi"/>
+      <w:rFonts w:ascii="Times New Roman" w:hAnsi="Times New Roman" w:eastAsia="Times New Roman" w:cs="Times New Roman"/>
       <w:color w:val="000000" w:themeColor="text1"/>
     </w:rPr>
     <w:tblPr>
@@ -37966,7 +37966,7 @@
     </a:clrScheme>
     <a:fontScheme name="Office">
       <a:majorFont>
-        <a:latin typeface="Calibri"/>
+        <a:latin typeface="Times New Roman"/>
         <a:ea typeface=""/>
         <a:cs typeface=""/>
         <a:font script="Jpan" typeface="ＭＳ ゴシック"/>
@@ -38001,7 +38001,7 @@
         <a:font script="Geor" typeface="Sylfaen"/>
       </a:majorFont>
       <a:minorFont>
-        <a:latin typeface="Cambria"/>
+        <a:latin typeface="Times New Roman"/>
         <a:ea typeface=""/>
         <a:cs typeface=""/>
         <a:font script="Jpan" typeface="ＭＳ 明朝"/>
